--- a/Assets/Document/云熹约定项目文档/3.男主特殊事件文本/6.修订合集/温叙修订版.docx
+++ b/Assets/Document/云熹约定项目文档/3.男主特殊事件文本/6.修订合集/温叙修订版.docx
@@ -3156,17 +3156,7 @@
           <w:sz w:val="28"/>
           <w:szCs w:val="28"/>
         </w:rPr>
-        <w:t>【抉择选项</w:t>
-      </w:r>
-      <w:bookmarkStart w:id="0" w:name="_GoBack"/>
-      <w:bookmarkEnd w:id="0"/>
-      <w:r>
-        <w:rPr>
-          <w:rFonts w:hint="eastAsia"/>
-          <w:sz w:val="28"/>
-          <w:szCs w:val="28"/>
-        </w:rPr>
-        <w:t>】</w:t>
+        <w:t>【抉择选项】</w:t>
       </w:r>
       <w:r>
         <w:rPr>
@@ -10399,7 +10389,7 @@
           <w:szCs w:val="28"/>
           <w:lang w:eastAsia="zh-CN"/>
         </w:rPr>
-        <w:t>、</w:t>
+        <w:t>盾、</w:t>
       </w:r>
       <w:r>
         <w:rPr>
@@ -15398,6 +15388,8 @@
         </w:rPr>
         <w:br w:type="page"/>
       </w:r>
+      <w:bookmarkStart w:id="0" w:name="_GoBack"/>
+      <w:bookmarkEnd w:id="0"/>
     </w:p>
     <w:p>
       <w:pPr>
@@ -19337,7 +19329,7 @@
     <w:lsdException w:unhideWhenUsed="0" w:uiPriority="0" w:semiHidden="0" w:name="Document Map"/>
     <w:lsdException w:unhideWhenUsed="0" w:uiPriority="0" w:semiHidden="0" w:name="Plain Text"/>
     <w:lsdException w:unhideWhenUsed="0" w:uiPriority="0" w:semiHidden="0" w:name="E-mail Signature"/>
-    <w:lsdException w:unhideWhenUsed="0" w:uiPriority="0" w:semiHidden="0" w:name="Normal (Web)"/>
+    <w:lsdException w:qFormat="1" w:unhideWhenUsed="0" w:uiPriority="0" w:semiHidden="0" w:name="Normal (Web)"/>
     <w:lsdException w:unhideWhenUsed="0" w:uiPriority="0" w:semiHidden="0" w:name="HTML Acronym"/>
     <w:lsdException w:unhideWhenUsed="0" w:uiPriority="0" w:semiHidden="0" w:name="HTML Address"/>
     <w:lsdException w:unhideWhenUsed="0" w:uiPriority="0" w:semiHidden="0" w:name="HTML Cite"/>
@@ -19573,6 +19565,7 @@
   <w:style w:type="paragraph" w:styleId="4">
     <w:name w:val="Normal (Web)"/>
     <w:basedOn w:val="1"/>
+    <w:qFormat/>
     <w:uiPriority w:val="0"/>
     <w:rPr>
       <w:sz w:val="24"/>
